--- a/Tailored_CVs/Shinoy_Swisscom_Senior_DevOps_Engineer.docx
+++ b/Tailored_CVs/Shinoy_Swisscom_Senior_DevOps_Engineer.docx
@@ -70,7 +70,7 @@
           <w:b w:val="0"/>
           <w:sz w:val="19"/>
         </w:rPr>
-        <w:t>I am a QA Automation Engineer with over 8 years of experience building scalable test frameworks and CI/CD pipelines. I bring hands-on expertise in Playwright, Java, and AWS infrastructure management within agile environments. I am comfortable collaborating across teams to ensure high code quality and reliable software delivery.</w:t>
+        <w:t>I am a QA Automation Engineer with over 8 years of experience building scalable test frameworks and CI/CD pipelines. I bring hands-on expertise in Java, Playwright, and Terraform, along with practical experience streamlining workflows using Gemini Code Assist. I hold a valid EU residence permit and am ready to contribute to your team in Rotterdam.</w:t>
       </w:r>
     </w:p>
     <w:p>
@@ -288,7 +288,7 @@
           <w:b w:val="0"/>
           <w:sz w:val="18"/>
         </w:rPr>
-        <w:t>▸ Migrated automation frameworks to Playwright TypeScript for critical workflows within a microservices architecture, boosting execution efficiency by 20%.</w:t>
+        <w:t>▸ Migrated automation frameworks from Selenium Java to Playwright TypeScript, improving test execution efficiency across microservices.</w:t>
       </w:r>
     </w:p>
     <w:p>
@@ -301,7 +301,7 @@
           <w:b w:val="0"/>
           <w:sz w:val="18"/>
         </w:rPr>
-        <w:t>▸ Implemented CI/CD pipelines and scheduled automation regression test builds via Jenkins while provisioning test environments using Terraform and AWS.</w:t>
+        <w:t>▸ Orchestrated CI/CD pipelines and managed automated regression test builds using Jenkins, Docker, and Git.</w:t>
       </w:r>
     </w:p>
     <w:p>
@@ -314,7 +314,7 @@
           <w:b w:val="0"/>
           <w:sz w:val="18"/>
         </w:rPr>
-        <w:t>▸ Containerized test environments using Docker and maintained configuration setups to support continuous deployment and integration.</w:t>
+        <w:t>▸ Provisioned and maintained underlying test environments using Terraform and AWS to ensure system reliability.</w:t>
       </w:r>
     </w:p>
     <w:p>
@@ -327,7 +327,7 @@
           <w:b w:val="0"/>
           <w:sz w:val="18"/>
         </w:rPr>
-        <w:t>▸ Streamlined complex test generation and deployment scripts utilizing AI tools like Gemini Code Assist to speed up delivery.</w:t>
+        <w:t>▸ Streamlined complex test generation and deployment scripts utilizing AI tools like Gemini Code Assist.</w:t>
       </w:r>
     </w:p>
     <w:p>
